--- a/docs/ahg-2026/kit/read-me.docx
+++ b/docs/ahg-2026/kit/read-me.docx
@@ -96,7 +96,7 @@
       </w:pPr>
       <w:r>
         <w:rPr/>
-        <w:t>Type /ready-check and press Enter. Copilot checks five things and tells you that you are ready.</w:t>
+        <w:t>Type /ready-check and press Enter. Copilot checks six things and tells you that you are ready.</w:t>
       </w:r>
     </w:p>
     <w:p>
@@ -548,7 +548,7 @@
         <w:tblW w:type="auto" w:w="0"/>
         <w:tblLook w:firstColumn="1" w:firstRow="1" w:lastColumn="0" w:lastRow="0" w:noHBand="0" w:noVBand="1" w:val="04A0"/>
         <w:tblCaption w:val="What is in this folder"/>
-        <w:tblDescription w:val="Table: What is in this folder, 14 rows"/>
+        <w:tblDescription w:val="Table: What is in this folder, 15 rows"/>
       </w:tblPr>
       <w:tblGrid>
         <w:gridCol w:w="4680"/>
@@ -804,7 +804,7 @@
           <w:p>
             <w:r>
               <w:rPr/>
-              <w:t>One card per block, as Markdown and as large print Word files</w:t>
+              <w:t>One card per block, each as Markdown, HTML, a large print Word file and a reading deck</w:t>
             </w:r>
           </w:p>
         </w:tc>
@@ -953,6 +953,30 @@
           </w:p>
         </w:tc>
       </w:tr>
+      <w:tr>
+        <w:tc>
+          <w:tcPr>
+            <w:tcW w:type="dxa" w:w="4680"/>
+          </w:tcPr>
+          <w:p>
+            <w:r>
+              <w:rPr/>
+              <w:t>glossary.md</w:t>
+            </w:r>
+          </w:p>
+        </w:tc>
+        <w:tc>
+          <w:tcPr>
+            <w:tcW w:type="dxa" w:w="4680"/>
+          </w:tcPr>
+          <w:p>
+            <w:r>
+              <w:rPr/>
+              <w:t>The words used today, one line each</w:t>
+            </w:r>
+          </w:p>
+        </w:tc>
+      </w:tr>
     </w:tbl>
     <w:p/>
     <w:p>
@@ -983,6 +1007,74 @@
       <w:r>
         <w:rPr/>
         <w:t>, put your name on it, and carry on. That is still your agent, and it still goes into the open-source project with your name on it. If VS Code gives you trouble, switch to the browser path and carry on from the same block.</w:t>
+      </w:r>
+    </w:p>
+    <w:p>
+      <w:pPr>
+        <w:pStyle w:val="Heading2"/>
+      </w:pPr>
+      <w:r>
+        <w:t>If you use a screen reader</w:t>
+      </w:r>
+    </w:p>
+    <w:p>
+      <w:r>
+        <w:rPr/>
+        <w:t>Everything today works with NVDA, JAWS and VoiceOver, on every path.</w:t>
+      </w:r>
+    </w:p>
+    <w:p>
+      <w:pPr>
+        <w:pStyle w:val="ListBullet"/>
+      </w:pPr>
+      <w:r>
+        <w:rPr/>
+        <w:t>In VS Code, Copilot's answers are long. Move to the answer and press Alt+F2 (Option+F2 on a Mac) to read it as plain text in the Accessible View. Inside it, Control+Alt+Page Down and Control+Alt+Page Up move between code blocks.</w:t>
+      </w:r>
+    </w:p>
+    <w:p>
+      <w:pPr>
+        <w:pStyle w:val="ListBullet"/>
+      </w:pPr>
+      <w:r>
+        <w:rPr/>
+        <w:t>VS Code plays a sound when an answer arrives, and another when Copilot needs you to approve something, such as saving your agent file. Help: List Signal Sounds turns them on or off.</w:t>
+      </w:r>
+    </w:p>
+    <w:p>
+      <w:pPr>
+        <w:pStyle w:val="ListBullet"/>
+      </w:pPr>
+      <w:r>
+        <w:rPr/>
+        <w:t>Alt+F1 (Option+F1) in the chat box opens accessibility help for chat. F6 moves between the parts of the window.</w:t>
+      </w:r>
+    </w:p>
+    <w:p>
+      <w:pPr>
+        <w:pStyle w:val="ListBullet"/>
+      </w:pPr>
+      <w:r>
+        <w:rPr/>
+        <w:t>On the browser path, every block's text at letitglow.app/ahg/assistant has a Copy button. A message under the button says it is copied.</w:t>
+      </w:r>
+    </w:p>
+    <w:p>
+      <w:pPr>
+        <w:pStyle w:val="ListBullet"/>
+      </w:pPr>
+      <w:r>
+        <w:rPr/>
+        <w:t>On GitHub's share form, everything is filled in for you. Move to the end of the form, select the check box that says your agent contains nothing private, then press Submit new issue. The reply appears on the same page in about a minute; press F5 if your screen reader does not announce it.</w:t>
+      </w:r>
+    </w:p>
+    <w:p>
+      <w:pPr>
+        <w:pStyle w:val="ListBullet"/>
+      </w:pPr>
+      <w:r>
+        <w:rPr/>
+        <w:t>Step cards 3 and 5 say where the long answers are and how to read them.</w:t>
       </w:r>
     </w:p>
     <w:p>
@@ -1099,7 +1191,7 @@
           <w:p>
             <w:r>
               <w:rPr/>
-              <w:t>Read Copilot's last answer as plain text</w:t>
+              <w:t>Read an answer as plain text, in the Accessible View: move to the answer, then press</w:t>
             </w:r>
           </w:p>
         </w:tc>
@@ -1269,6 +1361,44 @@
     </w:tbl>
     <w:p/>
     <w:p>
+      <w:r>
+        <w:rPr/>
+        <w:t xml:space="preserve">With a screen reader running, VS Code plays a sound when Copilot's answer arrives and another when Copilot needs you to approve something. The settings are </w:t>
+      </w:r>
+      <w:r>
+        <w:rPr/>
+        <w:t>accessibility.signals.chatResponseReceived</w:t>
+      </w:r>
+      <w:r>
+        <w:rPr/>
+        <w:t xml:space="preserve"> and </w:t>
+      </w:r>
+      <w:r>
+        <w:rPr/>
+        <w:t>accessibility.signals.chatUserActionRequired</w:t>
+      </w:r>
+      <w:r>
+        <w:rPr/>
+        <w:t xml:space="preserve">. While Copilot works, it says what it is doing; </w:t>
+      </w:r>
+      <w:r>
+        <w:rPr/>
+        <w:t>accessibility.verboseChatProgressUpdates</w:t>
+      </w:r>
+      <w:r>
+        <w:rPr/>
+        <w:t xml:space="preserve"> turns that off. The kit sets chat text to 18 point with </w:t>
+      </w:r>
+      <w:r>
+        <w:rPr/>
+        <w:t>chat.fontSize</w:t>
+      </w:r>
+      <w:r>
+        <w:rPr/>
+        <w:t>.</w:t>
+      </w:r>
+    </w:p>
+    <w:p>
       <w:pPr>
         <w:pStyle w:val="Heading2"/>
       </w:pPr>
@@ -1319,6 +1449,118 @@
       <w:r>
         <w:rPr/>
         <w:t>.</w:t>
+      </w:r>
+    </w:p>
+    <w:p>
+      <w:pPr>
+        <w:pStyle w:val="Heading2"/>
+      </w:pPr>
+      <w:r>
+        <w:t>Sources</w:t>
+      </w:r>
+    </w:p>
+    <w:p>
+      <w:r>
+        <w:rPr/>
+        <w:t>Checked on 29 October 2026.</w:t>
+      </w:r>
+    </w:p>
+    <w:p>
+      <w:pPr>
+        <w:pStyle w:val="ListBullet"/>
+      </w:pPr>
+      <w:hyperlink r:id="rId11">
+        <w:r>
+          <w:rPr>
+            <w:rStyle w:val="Hyperlink"/>
+            <w:u w:val="single"/>
+          </w:rPr>
+          <w:t xml:space="preserve">VS Code: accessibility</w:t>
+        </w:r>
+      </w:hyperlink>
+      <w:r>
+        <w:rPr/>
+        <w:t>: the Accessible View (Alt+F2), accessibility help (Alt+F1) and moving between parts of the window (F6).</w:t>
+      </w:r>
+    </w:p>
+    <w:p>
+      <w:pPr>
+        <w:pStyle w:val="ListBullet"/>
+      </w:pPr>
+      <w:hyperlink r:id="rId12">
+        <w:r>
+          <w:rPr>
+            <w:rStyle w:val="Hyperlink"/>
+            <w:u w:val="single"/>
+          </w:rPr>
+          <w:t xml:space="preserve">VS Code: Copilot features cheat sheet</w:t>
+        </w:r>
+      </w:hyperlink>
+      <w:r>
+        <w:rPr/>
+        <w:t>: opening Copilot Chat.</w:t>
+      </w:r>
+    </w:p>
+    <w:p>
+      <w:pPr>
+        <w:pStyle w:val="ListBullet"/>
+      </w:pPr>
+      <w:hyperlink r:id="rId13">
+        <w:r>
+          <w:rPr>
+            <w:rStyle w:val="Hyperlink"/>
+            <w:u w:val="single"/>
+          </w:rPr>
+          <w:t xml:space="preserve">VS Code: Copilot settings reference</w:t>
+        </w:r>
+      </w:hyperlink>
+      <w:r>
+        <w:rPr/>
+        <w:t>: the chat sound, progress and text size settings.</w:t>
+      </w:r>
+    </w:p>
+    <w:p>
+      <w:pPr>
+        <w:pStyle w:val="ListBullet"/>
+      </w:pPr>
+      <w:hyperlink r:id="rId14">
+        <w:r>
+          <w:rPr>
+            <w:rStyle w:val="Hyperlink"/>
+            <w:u w:val="single"/>
+          </w:rPr>
+          <w:t xml:space="preserve">VS Code for the Web</w:t>
+        </w:r>
+      </w:hyperlink>
+      <w:r>
+        <w:rPr/>
+        <w:t>: opening a folder from your computer works in Chrome and Edge.</w:t>
+      </w:r>
+    </w:p>
+    <w:p>
+      <w:pPr>
+        <w:pStyle w:val="ListBullet"/>
+      </w:pPr>
+      <w:hyperlink r:id="rId15">
+        <w:r>
+          <w:rPr>
+            <w:rStyle w:val="Hyperlink"/>
+            <w:u w:val="single"/>
+          </w:rPr>
+          <w:t xml:space="preserve">VS Code: use Agent Skills</w:t>
+        </w:r>
+      </w:hyperlink>
+      <w:r>
+        <w:rPr/>
+        <w:t xml:space="preserve">: how the commands in </w:t>
+      </w:r>
+      <w:r>
+        <w:rPr/>
+        <w:t>.github/skills</w:t>
+      </w:r>
+      <w:r>
+        <w:rPr/>
+        <w:t xml:space="preserve"> work.</w:t>
       </w:r>
     </w:p>
     <w:sectPr>

--- a/docs/ahg-2026/kit/read-me.docx
+++ b/docs/ahg-2026/kit/read-me.docx
@@ -548,7 +548,7 @@
         <w:tblW w:type="auto" w:w="0"/>
         <w:tblLook w:firstColumn="1" w:firstRow="1" w:lastColumn="0" w:lastRow="0" w:noHBand="0" w:noVBand="1" w:val="04A0"/>
         <w:tblCaption w:val="What is in this folder"/>
-        <w:tblDescription w:val="Table: What is in this folder, 15 rows"/>
+        <w:tblDescription w:val="Table: What is in this folder, 16 rows"/>
       </w:tblPr>
       <w:tblGrid>
         <w:gridCol w:w="4680"/>
@@ -973,6 +973,30 @@
             <w:r>
               <w:rPr/>
               <w:t>The words used today, one line each</w:t>
+            </w:r>
+          </w:p>
+        </w:tc>
+      </w:tr>
+      <w:tr>
+        <w:tc>
+          <w:tcPr>
+            <w:tcW w:type="dxa" w:w="4680"/>
+          </w:tcPr>
+          <w:p>
+            <w:r>
+              <w:rPr/>
+              <w:t>write-your-own-agent.md</w:t>
+            </w:r>
+          </w:p>
+        </w:tc>
+        <w:tc>
+          <w:tcPr>
+            <w:tcW w:type="dxa" w:w="4680"/>
+          </w:tcPr>
+          <w:p>
+            <w:r>
+              <w:rPr/>
+              <w:t>The full tutorial: write, test, ground, revise and share an agent on your own, in any assistant</w:t>
             </w:r>
           </w:p>
         </w:tc>
